--- a/Rechnung_26-0008_18_05_2026_Frau_Spiel_Ingeborg.docx
+++ b/Rechnung_26-0008_18_05_2026_Frau_Spiel_Ingeborg.docx
@@ -176,15 +176,15 @@
           </w:tcPr>
           <w:p>
             <w:r>
-              <w:t xml:space="preserve">Ingeborg Spiel</w:t>
+              <w:t>Ingeborg Spiel</w:t>
             </w:r>
             <w:r>
               <w:br/>
-              <w:t xml:space="preserve">Hegebergstraße 75</w:t>
+              <w:t>Hegebergstraße 75</w:t>
             </w:r>
             <w:r>
               <w:br/>
-              <w:t xml:space="preserve">21502 Geesthacht</w:t>
+              <w:t>21502 Geesthacht</w:t>
             </w:r>
           </w:p>
         </w:tc>
@@ -232,6 +232,7 @@
               <w:spacing w:after="120"/>
               <w:rPr>
                 <w:b/>
+                <w:lang w:val="de-DE"/>
               </w:rPr>
             </w:pPr>
           </w:p>
@@ -240,18 +241,23 @@
               <w:spacing w:after="120"/>
               <w:rPr>
                 <w:b/>
+                <w:lang w:val="de-DE"/>
               </w:rPr>
             </w:pPr>
           </w:p>
           <w:p>
             <w:pPr>
               <w:spacing w:after="120"/>
+              <w:rPr>
+                <w:lang w:val="de-DE"/>
+              </w:rPr>
             </w:pPr>
             <w:r>
               <w:rPr>
                 <w:b/>
-              </w:rPr>
-              <w:t xml:space="preserve">Rechnung-Nr.: 26-0008</w:t>
+                <w:lang w:val="de-DE"/>
+              </w:rPr>
+              <w:t>Rechnung-Nr.: 26-0008</w:t>
             </w:r>
           </w:p>
           <w:p>
@@ -259,13 +265,15 @@
               <w:spacing w:after="120"/>
               <w:rPr>
                 <w:b/>
+                <w:lang w:val="de-DE"/>
               </w:rPr>
             </w:pPr>
             <w:r>
               <w:rPr>
                 <w:b/>
-              </w:rPr>
-              <w:t xml:space="preserve">Sehr geehrte Frau Spiel,</w:t>
+                <w:lang w:val="de-DE"/>
+              </w:rPr>
+              <w:t>Sehr geehrte Frau Spiel,</w:t>
             </w:r>
           </w:p>
           <w:p>
@@ -341,7 +349,7 @@
                 <w:rFonts w:cs="Calibri"/>
                 <w:lang w:val="de-DE"/>
               </w:rPr>
-              <w:t xml:space="preserve">18.05.2026</w:t>
+              <w:t>18.05.2026</w:t>
             </w:r>
           </w:p>
           <w:p>
@@ -405,7 +413,10 @@
         </w:rPr>
       </w:pPr>
       <w:r>
-        <w:t xml:space="preserve">Bitte überweisen Sie den Rechnungsbetrag innerhalb von 14 Tagen auf unser unten genanntes Konto.</w:t>
+        <w:rPr>
+          <w:lang w:val="de-DE"/>
+        </w:rPr>
+        <w:t>Bitte überweisen Sie den Rechnungsbetrag innerhalb von 14 Tagen auf unser unten genanntes Konto.</w:t>
       </w:r>
     </w:p>
     <w:p>
@@ -622,7 +633,7 @@
               <w:jc w:val="center"/>
             </w:pPr>
             <w:r>
-              <w:t xml:space="preserve">1</w:t>
+              <w:t>1</w:t>
             </w:r>
           </w:p>
         </w:tc>
@@ -638,10 +649,64 @@
             <w:vAlign w:val="center"/>
           </w:tcPr>
           <w:p>
+            <w:pPr>
+              <w:rPr>
+                <w:lang w:val="de-DE"/>
+              </w:rPr>
+            </w:pPr>
             <w:r>
-              <w:t xml:space="preserve">Reinigung des Hochbeets,Rasenmähen, Entfernung  von Unkraut  Abtransport und Entsorgung von Gartenabfällen</w:t>
+              <w:rPr>
+                <w:lang w:val="de-DE"/>
+              </w:rPr>
+              <w:t>Reinigung des Hochbeets,</w:t>
+            </w:r>
+            <w:r>
+              <w:rPr>
+                <w:lang w:val="de-DE"/>
+              </w:rPr>
+              <w:t xml:space="preserve"> </w:t>
+            </w:r>
+            <w:r>
+              <w:rPr>
+                <w:lang w:val="de-DE"/>
+              </w:rPr>
+              <w:t>Rasenmähen, Entfernung  von Unkraut</w:t>
+            </w:r>
+            <w:r>
+              <w:rPr>
+                <w:lang w:val="de-DE"/>
+              </w:rPr>
+              <w:t>,</w:t>
+            </w:r>
+            <w:r>
+              <w:rPr>
+                <w:lang w:val="de-DE"/>
+              </w:rPr>
+              <w:t xml:space="preserve">  Abtransport und Entsorgung von Gartenabfällen</w:t>
+            </w:r>
+            <w:r>
+              <w:rPr>
+                <w:lang w:val="de-DE"/>
+              </w:rPr>
+              <w:t>.</w:t>
+            </w:r>
+            <w:r>
+              <w:rPr>
+                <w:lang w:val="de-DE"/>
+              </w:rPr>
               <w:br/>
-              <w:t xml:space="preserve">04.05.2026</w:t>
+            </w:r>
+            <w:r>
+              <w:rPr>
+                <w:lang w:val="de-DE"/>
+              </w:rPr>
+              <w:t>Am 0</w:t>
+            </w:r>
+            <w:r>
+              <w:rPr>
+                <w:lang w:val="de-DE"/>
+              </w:rPr>
+              <w:t>4.05.2026</w:t>
             </w:r>
           </w:p>
         </w:tc>
@@ -661,7 +726,7 @@
               <w:jc w:val="center"/>
             </w:pPr>
             <w:r>
-              <w:t xml:space="preserve">1</w:t>
+              <w:t>1</w:t>
             </w:r>
           </w:p>
         </w:tc>
@@ -681,7 +746,7 @@
               <w:jc w:val="right"/>
             </w:pPr>
             <w:r>
-              <w:t xml:space="preserve">130.00 €</w:t>
+              <w:t>130.00 €</w:t>
             </w:r>
           </w:p>
         </w:tc>
@@ -702,7 +767,7 @@
               <w:jc w:val="right"/>
             </w:pPr>
             <w:r>
-              <w:t xml:space="preserve">130.00 €</w:t>
+              <w:t>130.00 €</w:t>
             </w:r>
           </w:p>
         </w:tc>
@@ -727,9 +792,6 @@
             <w:pPr>
               <w:jc w:val="center"/>
             </w:pPr>
-            <w:r>
-              <w:t xml:space="preserve"/>
-            </w:r>
           </w:p>
         </w:tc>
         <w:tc>
@@ -898,7 +960,7 @@
               <w:jc w:val="right"/>
             </w:pPr>
             <w:r>
-              <w:t xml:space="preserve">130.00 €</w:t>
+              <w:t>130.00 €</w:t>
             </w:r>
           </w:p>
         </w:tc>
@@ -1004,7 +1066,7 @@
               <w:jc w:val="right"/>
             </w:pPr>
             <w:r>
-              <w:t xml:space="preserve">24.70 €</w:t>
+              <w:t>24.70 €</w:t>
             </w:r>
           </w:p>
         </w:tc>
@@ -1110,7 +1172,7 @@
               <w:jc w:val="right"/>
             </w:pPr>
             <w:r>
-              <w:t xml:space="preserve">154.70 €</w:t>
+              <w:t>154.70 €</w:t>
             </w:r>
           </w:p>
         </w:tc>
@@ -1138,14 +1200,7 @@
           <w:rFonts w:eastAsia="絡遺羹"/>
           <w:lang w:val="de-DE"/>
         </w:rPr>
-        <w:t xml:space="preserve">Ich danke Ihnen für die gute </w:t>
-      </w:r>
-      <w:r>
-        <w:rPr>
-          <w:rFonts w:eastAsia="絡遺羹"/>
-          <w:lang w:val="de-DE"/>
-        </w:rPr>
-        <w:t>Zusammenarbeit. Für weitere Fragen stehen wir Ihnen sehr gerne zur Verfügung.</w:t>
+        <w:t>Ich danke Ihnen für die gute Zusammenarbeit. Für weitere Fragen stehen wir Ihnen sehr gerne zur Verfügung.</w:t>
       </w:r>
       <w:r>
         <w:rPr>
@@ -1250,13 +1305,9 @@
       </w:rPr>
     </w:pPr>
     <w:r>
-      <w:rPr>
-        <w:noProof/>
-      </w:rPr>
-    </w:r>
-    <w:r>
       <w:pict w14:anchorId="7CAED5FC">
-        <v:rect id="Shape4" o:spid="_x0000_s2051" style="width:453.5pt;height:1.5pt;visibility:visible;mso-wrap-style:square;mso-left-percent:-10001;mso-top-percent:-10001;mso-position-horizontal:absolute;mso-position-horizontal-relative:char;mso-position-vertical:absolute;mso-position-vertical-relative:line;mso-left-percent:-10001;mso-top-percent:-10001;v-text-anchor:top" o:gfxdata="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" fillcolor="#a0a0a0" stroked="f" strokeweight="0">
+        <v:rect id="Shape4" o:spid="_x0000_s2055" style="width:453.5pt;height:1.5pt;visibility:visible;mso-wrap-style:square;mso-left-percent:-10001;mso-top-percent:-10001;mso-position-horizontal:absolute;mso-position-horizontal-relative:char;mso-position-vertical:absolute;mso-position-vertical-relative:line;mso-left-percent:-10001;mso-top-percent:-10001;v-text-anchor:top" fillcolor="#a0a0a0" stroked="f" strokeweight="0">
+          <w10:wrap type="none"/>
           <w10:anchorlock/>
         </v:rect>
       </w:pict>
@@ -1456,25 +1507,7 @@
         <w:lang w:val="nl-NL"/>
       </w:rPr>
       <w:tab/>
-      <w:t xml:space="preserve">Steuer-Nr.27/103/00992           </w:t>
-    </w:r>
-    <w:r>
-      <w:rPr>
-        <w:rFonts w:cs="Calibri"/>
-        <w:b/>
-        <w:sz w:val="16"/>
-        <w:lang w:val="nl-NL"/>
-      </w:rPr>
-      <w:t xml:space="preserve">                                                                                                                                                                                                                                                                </w:t>
-    </w:r>
-    <w:r>
-      <w:rPr>
-        <w:rFonts w:cs="Calibri"/>
-        <w:b/>
-        <w:sz w:val="16"/>
-        <w:lang w:val="nl-NL"/>
-      </w:rPr>
-      <w:t xml:space="preserve"> </w:t>
+      <w:t xml:space="preserve">Steuer-Nr.27/103/00992                                                                                                                                                                                                                                                                            </w:t>
     </w:r>
   </w:p>
   <w:p>
@@ -1548,16 +1581,7 @@
         <w:sz w:val="16"/>
         <w:lang w:val="nl-NL"/>
       </w:rPr>
-      <w:t xml:space="preserve">                                                                                        </w:t>
-    </w:r>
-    <w:r>
-      <w:rPr>
-        <w:rFonts w:cs="Calibri"/>
-        <w:b/>
-        <w:sz w:val="16"/>
-        <w:lang w:val="nl-NL"/>
-      </w:rPr>
-      <w:t xml:space="preserve">                                                     </w:t>
+      <w:t xml:space="preserve">                                                                                                                                             </w:t>
     </w:r>
     <w:r>
       <w:rPr>
@@ -1627,16 +1651,7 @@
         <w:lang w:val="nl-NL"/>
       </w:rPr>
       <w:tab/>
-      <w:t>Name: S</w:t>
-    </w:r>
-    <w:r>
-      <w:rPr>
-        <w:rFonts w:cs="Calibri"/>
-        <w:b/>
-        <w:sz w:val="16"/>
-        <w:lang w:val="nl-NL"/>
-      </w:rPr>
-      <w:t xml:space="preserve">argis Simonyan                                                                                                                         </w:t>
+      <w:t xml:space="preserve">Name: Sargis Simonyan                                                                                                                         </w:t>
     </w:r>
   </w:p>
   <w:p>
@@ -1660,16 +1675,7 @@
         <w:sz w:val="16"/>
         <w:lang w:val="nl-NL"/>
       </w:rPr>
-      <w:t xml:space="preserve">                                                                                                                        </w:t>
-    </w:r>
-    <w:r>
-      <w:rPr>
-        <w:rFonts w:cs="Calibri"/>
-        <w:b/>
-        <w:sz w:val="16"/>
-        <w:lang w:val="nl-NL"/>
-      </w:rPr>
-      <w:t xml:space="preserve">                    </w:t>
+      <w:t xml:space="preserve">                                                                                                                                            </w:t>
     </w:r>
     <w:r>
       <w:rPr>
@@ -1707,17 +1713,7 @@
         <w:sz w:val="16"/>
         <w:lang w:val="nl-NL"/>
       </w:rPr>
-      <w:t xml:space="preserve">                                                                                                                                                                     </w:t>
-    </w:r>
-    <w:r>
-      <w:rPr>
-        <w:rFonts w:cs="Calibri"/>
-        <w:b/>
-        <w:i/>
-        <w:sz w:val="16"/>
-        <w:lang w:val="nl-NL"/>
-      </w:rPr>
-      <w:t xml:space="preserve">                </w:t>
+      <w:t xml:space="preserve">                                                                                                                                                                                     </w:t>
     </w:r>
   </w:p>
   <w:p>
@@ -1858,7 +1854,7 @@
         <w:noProof/>
       </w:rPr>
       <w:pict w14:anchorId="2EB6BC3D">
-        <v:rect id="Frame1" o:spid="_x0000_s2054" style="position:absolute;margin-left:-34.2pt;margin-top:294.05pt;width:17pt;height:18.15pt;z-index:-503316476;visibility:visible;mso-wrap-style:square;mso-wrap-distance-left:59.55pt;mso-wrap-distance-top:0;mso-wrap-distance-right:0;mso-wrap-distance-bottom:0;mso-position-horizontal:right;mso-position-horizontal-relative:page;mso-position-vertical:absolute;mso-position-vertical-relative:page;v-text-anchor:top" o:gfxdata="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" o:allowincell="f" filled="f" stroked="f" strokeweight="0">
+        <v:rect id="Frame1" o:spid="_x0000_s2054" style="position:absolute;margin-left:-102.6pt;margin-top:294.05pt;width:17pt;height:18.15pt;z-index:-503316476;visibility:visible;mso-wrap-style:square;mso-wrap-distance-left:59.55pt;mso-wrap-distance-top:0;mso-wrap-distance-right:0;mso-wrap-distance-bottom:0;mso-position-horizontal:right;mso-position-horizontal-relative:page;mso-position-vertical:absolute;mso-position-vertical-relative:page;v-text-anchor:top" o:gfxdata="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" o:allowincell="f" filled="f" stroked="f" strokeweight="0">
           <v:textbox inset="0,0,0,0">
             <w:txbxContent>
               <w:p>
@@ -1887,7 +1883,7 @@
         <w:noProof/>
       </w:rPr>
       <w:pict w14:anchorId="76D92401">
-        <v:rect id="Frame2" o:spid="_x0000_s2053" style="position:absolute;margin-left:-34.2pt;margin-top:408.85pt;width:17pt;height:18.15pt;z-index:-503316474;visibility:visible;mso-wrap-style:square;mso-wrap-distance-left:59.55pt;mso-wrap-distance-top:0;mso-wrap-distance-right:0;mso-wrap-distance-bottom:0;mso-position-horizontal:right;mso-position-horizontal-relative:page;mso-position-vertical:absolute;mso-position-vertical-relative:page;v-text-anchor:top" o:gfxdata="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" o:allowincell="f" filled="f" stroked="f" strokeweight="0">
+        <v:rect id="Frame2" o:spid="_x0000_s2053" style="position:absolute;margin-left:-102.6pt;margin-top:408.85pt;width:17pt;height:18.15pt;z-index:-503316474;visibility:visible;mso-wrap-style:square;mso-wrap-distance-left:59.55pt;mso-wrap-distance-top:0;mso-wrap-distance-right:0;mso-wrap-distance-bottom:0;mso-position-horizontal:right;mso-position-horizontal-relative:page;mso-position-vertical:absolute;mso-position-vertical-relative:page;v-text-anchor:top" o:gfxdata="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" o:allowincell="f" filled="f" stroked="f" strokeweight="0">
           <v:textbox inset="0,0,0,0">
             <w:txbxContent>
               <w:p>
